--- a/public/templates/sop-startup-shutdown.docx
+++ b/public/templates/sop-startup-shutdown.docx
@@ -4,11 +4,338 @@
   <w:body>
     <w:p>
       <w:pPr>
+        <w:spacing w:after="120" w:before="0"/>
+        <w:jc w:val="center"/>
+      </w:pPr>
+      <w:r>
+        <w:rPr>
+          <w:i/>
+          <w:iCs/>
+          <w:color w:val="666666"/>
+          <w:sz w:val="20"/>
+          <w:szCs w:val="20"/>
+        </w:rPr>
+        <w:t xml:space="preserve">OPSFLUENCY SOP TEMPLATE</w:t>
+      </w:r>
+    </w:p>
+    <w:p>
+      <w:pPr>
+        <w:spacing w:after="120" w:before="0"/>
+        <w:jc w:val="center"/>
+      </w:pPr>
+      <w:r>
+        <w:rPr>
+          <w:b/>
+          <w:bCs/>
+          <w:sz w:val="32"/>
+          <w:szCs w:val="32"/>
+        </w:rPr>
+        <w:t xml:space="preserve">MACHINE STARTUP &amp; SHUTDOWN PROCEDURE</w:t>
+      </w:r>
+    </w:p>
+    <w:p>
+      <w:pPr>
+        <w:spacing w:after="120" w:before="0"/>
+        <w:jc w:val="center"/>
+      </w:pPr>
+      <w:r>
+        <w:rPr>
+          <w:i/>
+          <w:iCs/>
+          <w:color w:val="444444"/>
+          <w:sz w:val="22"/>
+          <w:szCs w:val="22"/>
+        </w:rPr>
+        <w:t xml:space="preserve">Operational SOP — Equipment Safety &amp; Operation</w:t>
+      </w:r>
+    </w:p>
+    <w:p>
+      <w:pPr>
+        <w:spacing w:after="80"/>
+      </w:pPr>
+    </w:p>
+    <w:tbl>
+      <w:tblPr>
+        <w:tblW w:type="pct" w:w="100%"/>
+        <w:tblBorders>
+          <w:top w:val="single" w:color="CCCCCC" w:sz="4"/>
+          <w:left w:val="single" w:color="CCCCCC" w:sz="4"/>
+          <w:bottom w:val="single" w:color="CCCCCC" w:sz="4"/>
+          <w:right w:val="single" w:color="CCCCCC" w:sz="4"/>
+          <w:insideH w:val="single" w:color="auto" w:sz="4"/>
+          <w:insideV w:val="single" w:color="auto" w:sz="4"/>
+        </w:tblBorders>
+      </w:tblPr>
+      <w:tblGrid>
+        <w:gridCol w:w="100"/>
+        <w:gridCol w:w="100"/>
+      </w:tblGrid>
+      <w:tr>
+        <w:tc>
+          <w:tcPr>
+            <w:tcW w:type="pct" w:w="35%"/>
+            <w:shd w:fill="F3F4F6" w:val="solid"/>
+          </w:tcPr>
+          <w:p>
+            <w:r>
+              <w:rPr>
+                <w:b/>
+                <w:bCs/>
+                <w:sz w:val="24"/>
+                <w:szCs w:val="24"/>
+              </w:rPr>
+              <w:t xml:space="preserve">Document Number</w:t>
+            </w:r>
+          </w:p>
+        </w:tc>
+        <w:tc>
+          <w:tcPr>
+            <w:tcW w:type="pct" w:w="65%"/>
+          </w:tcPr>
+          <w:p>
+            <w:r>
+              <w:rPr>
+                <w:sz w:val="24"/>
+                <w:szCs w:val="24"/>
+              </w:rPr>
+              <w:t xml:space="preserve">OPS-001</w:t>
+            </w:r>
+          </w:p>
+        </w:tc>
+      </w:tr>
+      <w:tr>
+        <w:tc>
+          <w:tcPr>
+            <w:tcW w:type="pct" w:w="35%"/>
+            <w:shd w:fill="F3F4F6" w:val="solid"/>
+          </w:tcPr>
+          <w:p>
+            <w:r>
+              <w:rPr>
+                <w:b/>
+                <w:bCs/>
+                <w:sz w:val="24"/>
+                <w:szCs w:val="24"/>
+              </w:rPr>
+              <w:t xml:space="preserve">Department</w:t>
+            </w:r>
+          </w:p>
+        </w:tc>
+        <w:tc>
+          <w:tcPr>
+            <w:tcW w:type="pct" w:w="65%"/>
+          </w:tcPr>
+          <w:p>
+            <w:r>
+              <w:rPr>
+                <w:sz w:val="24"/>
+                <w:szCs w:val="24"/>
+              </w:rPr>
+              <w:t xml:space="preserve">[DEPARTMENT NAME]</w:t>
+            </w:r>
+          </w:p>
+        </w:tc>
+      </w:tr>
+      <w:tr>
+        <w:tc>
+          <w:tcPr>
+            <w:tcW w:type="pct" w:w="35%"/>
+            <w:shd w:fill="F3F4F6" w:val="solid"/>
+          </w:tcPr>
+          <w:p>
+            <w:r>
+              <w:rPr>
+                <w:b/>
+                <w:bCs/>
+                <w:sz w:val="24"/>
+                <w:szCs w:val="24"/>
+              </w:rPr>
+              <w:t xml:space="preserve">Revision</w:t>
+            </w:r>
+          </w:p>
+        </w:tc>
+        <w:tc>
+          <w:tcPr>
+            <w:tcW w:type="pct" w:w="65%"/>
+          </w:tcPr>
+          <w:p>
+            <w:r>
+              <w:rPr>
+                <w:sz w:val="24"/>
+                <w:szCs w:val="24"/>
+              </w:rPr>
+              <w:t xml:space="preserve">Rev. 1</w:t>
+            </w:r>
+          </w:p>
+        </w:tc>
+      </w:tr>
+      <w:tr>
+        <w:tc>
+          <w:tcPr>
+            <w:tcW w:type="pct" w:w="35%"/>
+            <w:shd w:fill="F3F4F6" w:val="solid"/>
+          </w:tcPr>
+          <w:p>
+            <w:r>
+              <w:rPr>
+                <w:b/>
+                <w:bCs/>
+                <w:sz w:val="24"/>
+                <w:szCs w:val="24"/>
+              </w:rPr>
+              <w:t xml:space="preserve">Effective Date</w:t>
+            </w:r>
+          </w:p>
+        </w:tc>
+        <w:tc>
+          <w:tcPr>
+            <w:tcW w:type="pct" w:w="65%"/>
+          </w:tcPr>
+          <w:p>
+            <w:r>
+              <w:rPr>
+                <w:sz w:val="24"/>
+                <w:szCs w:val="24"/>
+              </w:rPr>
+              <w:t xml:space="preserve">[DATE]</w:t>
+            </w:r>
+          </w:p>
+        </w:tc>
+      </w:tr>
+      <w:tr>
+        <w:tc>
+          <w:tcPr>
+            <w:tcW w:type="pct" w:w="35%"/>
+            <w:shd w:fill="F3F4F6" w:val="solid"/>
+          </w:tcPr>
+          <w:p>
+            <w:r>
+              <w:rPr>
+                <w:b/>
+                <w:bCs/>
+                <w:sz w:val="24"/>
+                <w:szCs w:val="24"/>
+              </w:rPr>
+              <w:t xml:space="preserve">Approved By</w:t>
+            </w:r>
+          </w:p>
+        </w:tc>
+        <w:tc>
+          <w:tcPr>
+            <w:tcW w:type="pct" w:w="65%"/>
+          </w:tcPr>
+          <w:p>
+            <w:r>
+              <w:rPr>
+                <w:sz w:val="24"/>
+                <w:szCs w:val="24"/>
+              </w:rPr>
+              <w:t xml:space="preserve">[NAME, TITLE]</w:t>
+            </w:r>
+          </w:p>
+        </w:tc>
+      </w:tr>
+      <w:tr>
+        <w:tc>
+          <w:tcPr>
+            <w:tcW w:type="pct" w:w="35%"/>
+            <w:shd w:fill="F3F4F6" w:val="solid"/>
+          </w:tcPr>
+          <w:p>
+            <w:r>
+              <w:rPr>
+                <w:b/>
+                <w:bCs/>
+                <w:sz w:val="24"/>
+                <w:szCs w:val="24"/>
+              </w:rPr>
+              <w:t xml:space="preserve">Review Cycle</w:t>
+            </w:r>
+          </w:p>
+        </w:tc>
+        <w:tc>
+          <w:tcPr>
+            <w:tcW w:type="pct" w:w="65%"/>
+          </w:tcPr>
+          <w:p>
+            <w:r>
+              <w:rPr>
+                <w:sz w:val="24"/>
+                <w:szCs w:val="24"/>
+              </w:rPr>
+              <w:t xml:space="preserve">Annual</w:t>
+            </w:r>
+          </w:p>
+        </w:tc>
+      </w:tr>
+    </w:tbl>
+    <w:p>
+      <w:pPr>
+        <w:spacing w:after="80"/>
+      </w:pPr>
+    </w:p>
+    <w:tbl>
+      <w:tblPr>
+        <w:tblW w:type="pct" w:w="100%"/>
+        <w:tblBorders>
+          <w:top w:val="single" w:color="CCCCCC" w:sz="4"/>
+          <w:left w:val="single" w:color="CCCCCC" w:sz="4"/>
+          <w:bottom w:val="single" w:color="CCCCCC" w:sz="4"/>
+          <w:right w:val="single" w:color="CCCCCC" w:sz="4"/>
+          <w:insideH w:val="single" w:color="auto" w:sz="4"/>
+          <w:insideV w:val="single" w:color="auto" w:sz="4"/>
+        </w:tblBorders>
+      </w:tblPr>
+      <w:tblGrid>
+        <w:gridCol w:w="100"/>
+      </w:tblGrid>
+      <w:tr>
+        <w:tc>
+          <w:tcPr>
+            <w:shd w:fill="F3F4F6" w:val="solid"/>
+          </w:tcPr>
+          <w:p>
+            <w:pPr>
+              <w:spacing w:after="0"/>
+            </w:pPr>
+            <w:r>
+              <w:rPr>
+                <w:b/>
+                <w:bCs/>
+                <w:sz w:val="24"/>
+                <w:szCs w:val="24"/>
+              </w:rPr>
+              <w:t xml:space="preserve">PURPOSE: </w:t>
+            </w:r>
+            <w:r>
+              <w:rPr>
+                <w:sz w:val="24"/>
+                <w:szCs w:val="24"/>
+              </w:rPr>
+              <w:t xml:space="preserve">This procedure defines the required steps for safely starting up and shutting down [EQUIPMENT NAME / MODEL] located in the [DEPARTMENT / AREA NAME]. Following this procedure protects workers from injury, prevents equipment damage, and ensures proper handoff between shifts. All operators must be trained and authorized before performing this procedure.</w:t>
+            </w:r>
+          </w:p>
+        </w:tc>
+      </w:tr>
+    </w:tbl>
+    <w:p>
+      <w:pPr>
+        <w:spacing w:after="80"/>
+      </w:pPr>
+    </w:p>
+    <w:p>
+      <w:pPr>
         <w:pStyle w:val="Heading1"/>
         <w:spacing w:after="120" w:before="400"/>
       </w:pPr>
       <w:r>
-        <w:t xml:space="preserve">Machine Startup &amp; Shutdown Procedure</w:t>
+        <w:rPr>
+          <w:b/>
+          <w:bCs/>
+          <w:sz w:val="28"/>
+          <w:szCs w:val="28"/>
+        </w:rPr>
+        <w:t xml:space="preserve">1. REQUIRED PERSONNEL AND PPE</w:t>
       </w:r>
     </w:p>
     <w:p>
@@ -17,10 +344,19 @@
       </w:pPr>
       <w:r>
         <w:rPr>
-          <w:sz w:val="24"/>
-          <w:szCs w:val="24"/>
-        </w:rPr>
-        <w:t xml:space="preserve">Facility: </w:t>
+          <w:b/>
+          <w:bCs/>
+          <w:sz w:val="24"/>
+          <w:szCs w:val="24"/>
+        </w:rPr>
+        <w:t xml:space="preserve">Authorized to perform this procedure: </w:t>
+      </w:r>
+      <w:r>
+        <w:rPr>
+          <w:sz w:val="24"/>
+          <w:szCs w:val="24"/>
+        </w:rPr>
+        <w:t xml:space="preserve">[JOB TITLE — e.g., Machine Operator, Production Lead, Maintenance Technician]</w:t>
       </w:r>
     </w:p>
     <w:p>
@@ -29,13 +365,98 @@
       </w:pPr>
       <w:r>
         <w:rPr>
-          <w:i/>
-          <w:iCs/>
-          <w:color w:val="888888"/>
-          <w:sz w:val="24"/>
-          <w:szCs w:val="24"/>
-        </w:rPr>
-        <w:t xml:space="preserve">[FACILITY NAME]</w:t>
+          <w:sz w:val="24"/>
+          <w:szCs w:val="24"/>
+        </w:rPr>
+        <w:t xml:space="preserve">Required PPE before beginning startup or shutdown:</w:t>
+      </w:r>
+    </w:p>
+    <w:p>
+      <w:pPr>
+        <w:pStyle w:val="ListParagraph"/>
+        <w:numPr>
+          <w:ilvl w:val="0"/>
+          <w:numId w:val="1"/>
+        </w:numPr>
+        <w:spacing w:after="80"/>
+      </w:pPr>
+      <w:r>
+        <w:rPr>
+          <w:sz w:val="24"/>
+          <w:szCs w:val="24"/>
+        </w:rPr>
+        <w:t xml:space="preserve">Safety glasses or face shield</w:t>
+      </w:r>
+    </w:p>
+    <w:p>
+      <w:pPr>
+        <w:pStyle w:val="ListParagraph"/>
+        <w:numPr>
+          <w:ilvl w:val="0"/>
+          <w:numId w:val="1"/>
+        </w:numPr>
+        <w:spacing w:after="80"/>
+      </w:pPr>
+      <w:r>
+        <w:rPr>
+          <w:sz w:val="24"/>
+          <w:szCs w:val="24"/>
+        </w:rPr>
+        <w:t xml:space="preserve">Steel-toed, slip-resistant boots</w:t>
+      </w:r>
+    </w:p>
+    <w:p>
+      <w:pPr>
+        <w:pStyle w:val="ListParagraph"/>
+        <w:numPr>
+          <w:ilvl w:val="0"/>
+          <w:numId w:val="1"/>
+        </w:numPr>
+        <w:spacing w:after="80"/>
+      </w:pPr>
+      <w:r>
+        <w:rPr>
+          <w:sz w:val="24"/>
+          <w:szCs w:val="24"/>
+        </w:rPr>
+        <w:t xml:space="preserve">Hearing protection (if equipment noise exceeds 85 dB)</w:t>
+      </w:r>
+    </w:p>
+    <w:p>
+      <w:pPr>
+        <w:pStyle w:val="ListParagraph"/>
+        <w:numPr>
+          <w:ilvl w:val="0"/>
+          <w:numId w:val="1"/>
+        </w:numPr>
+        <w:spacing w:after="80"/>
+      </w:pPr>
+      <w:r>
+        <w:rPr>
+          <w:sz w:val="24"/>
+          <w:szCs w:val="24"/>
+        </w:rPr>
+        <w:t xml:space="preserve">[ADD ANY ADDITIONAL PPE REQUIRED FOR THIS EQUIPMENT]</w:t>
+      </w:r>
+    </w:p>
+    <w:p>
+      <w:pPr>
+        <w:spacing w:after="80"/>
+      </w:pPr>
+    </w:p>
+    <w:p>
+      <w:pPr>
+        <w:pStyle w:val="Heading1"/>
+        <w:spacing w:after="120" w:before="400"/>
+      </w:pPr>
+      <w:r>
+        <w:rPr>
+          <w:b/>
+          <w:bCs/>
+          <w:sz w:val="28"/>
+          <w:szCs w:val="28"/>
+        </w:rPr>
+        <w:t xml:space="preserve">2. PRE-STARTUP SAFETY CHECKS</w:t>
       </w:r>
     </w:p>
     <w:p>
@@ -47,216 +468,13 @@
           <w:sz w:val="24"/>
           <w:szCs w:val="24"/>
         </w:rPr>
-        <w:t xml:space="preserve">Equipment: </w:t>
-      </w:r>
-    </w:p>
-    <w:p>
-      <w:pPr>
-        <w:spacing w:after="120"/>
-      </w:pPr>
-      <w:r>
-        <w:rPr>
-          <w:i/>
-          <w:iCs/>
-          <w:color w:val="888888"/>
-          <w:sz w:val="24"/>
-          <w:szCs w:val="24"/>
-        </w:rPr>
-        <w:t xml:space="preserve">[EQUIPMENT NAME / MODEL]</w:t>
-      </w:r>
-    </w:p>
-    <w:p>
-      <w:pPr>
-        <w:spacing w:after="120"/>
-      </w:pPr>
-      <w:r>
-        <w:rPr>
-          <w:sz w:val="24"/>
-          <w:szCs w:val="24"/>
-        </w:rPr>
-        <w:t xml:space="preserve">Effective Date: </w:t>
-      </w:r>
-    </w:p>
-    <w:p>
-      <w:pPr>
-        <w:spacing w:after="120"/>
-      </w:pPr>
-      <w:r>
-        <w:rPr>
-          <w:i/>
-          <w:iCs/>
-          <w:color w:val="888888"/>
-          <w:sz w:val="24"/>
-          <w:szCs w:val="24"/>
-        </w:rPr>
-        <w:t xml:space="preserve">[DATE]</w:t>
-      </w:r>
-    </w:p>
-    <w:p>
-      <w:pPr>
-        <w:pBdr>
-          <w:bottom w:val="single" w:color="CCCCCC" w:sz="6"/>
-        </w:pBdr>
-        <w:spacing w:after="200" w:before="200"/>
-      </w:pPr>
-    </w:p>
-    <w:p>
-      <w:pPr>
-        <w:pStyle w:val="Heading2"/>
-        <w:spacing w:after="80" w:before="300"/>
-      </w:pPr>
-      <w:r>
-        <w:t xml:space="preserve">1. Purpose</w:t>
-      </w:r>
-    </w:p>
-    <w:p>
-      <w:pPr>
-        <w:spacing w:after="120"/>
-      </w:pPr>
-      <w:r>
-        <w:rPr>
-          <w:sz w:val="24"/>
-          <w:szCs w:val="24"/>
-        </w:rPr>
-        <w:t xml:space="preserve">This procedure defines the steps required to safely start up and shut down [EQUIPMENT NAME]. Following this procedure protects workers from injury and prevents equipment damage.</w:t>
-      </w:r>
-    </w:p>
-    <w:p>
-      <w:pPr>
-        <w:pStyle w:val="Heading2"/>
-        <w:spacing w:after="80" w:before="300"/>
-      </w:pPr>
-      <w:r>
-        <w:t xml:space="preserve">2. Required Personnel</w:t>
-      </w:r>
-    </w:p>
-    <w:p>
-      <w:pPr>
-        <w:spacing w:after="80"/>
-        <w:ind w:left="360"/>
-      </w:pPr>
-      <w:r>
-        <w:rPr>
-          <w:b/>
-          <w:bCs/>
-          <w:sz w:val="24"/>
-          <w:szCs w:val="24"/>
-        </w:rPr>
-        <w:t xml:space="preserve">• </w:t>
-      </w:r>
-      <w:r>
-        <w:rPr>
-          <w:sz w:val="24"/>
-          <w:szCs w:val="24"/>
-        </w:rPr>
-        <w:t xml:space="preserve">[JOB TITLE] — performs startup and shutdown</w:t>
-      </w:r>
-    </w:p>
-    <w:p>
-      <w:pPr>
-        <w:spacing w:after="80"/>
-        <w:ind w:left="360"/>
-      </w:pPr>
-      <w:r>
-        <w:rPr>
-          <w:b/>
-          <w:bCs/>
-          <w:sz w:val="24"/>
-          <w:szCs w:val="24"/>
-        </w:rPr>
-        <w:t xml:space="preserve">• </w:t>
-      </w:r>
-      <w:r>
-        <w:rPr>
-          <w:sz w:val="24"/>
-          <w:szCs w:val="24"/>
-        </w:rPr>
-        <w:t xml:space="preserve">[JOB TITLE] — verifies lockout/tagout if applicable</w:t>
-      </w:r>
-    </w:p>
-    <w:p>
-      <w:pPr>
-        <w:pStyle w:val="Heading2"/>
-        <w:spacing w:after="80" w:before="300"/>
-      </w:pPr>
-      <w:r>
-        <w:t xml:space="preserve">3. Required PPE</w:t>
-      </w:r>
-    </w:p>
-    <w:p>
-      <w:pPr>
-        <w:spacing w:after="80"/>
-        <w:ind w:left="360"/>
-      </w:pPr>
-      <w:r>
-        <w:rPr>
-          <w:b/>
-          <w:bCs/>
-          <w:sz w:val="24"/>
-          <w:szCs w:val="24"/>
-        </w:rPr>
-        <w:t xml:space="preserve">• </w:t>
-      </w:r>
-      <w:r>
-        <w:rPr>
-          <w:sz w:val="24"/>
-          <w:szCs w:val="24"/>
-        </w:rPr>
-        <w:t xml:space="preserve">[PPE ITEM — e.g., Safety glasses]</w:t>
-      </w:r>
-    </w:p>
-    <w:p>
-      <w:pPr>
-        <w:spacing w:after="80"/>
-        <w:ind w:left="360"/>
-      </w:pPr>
-      <w:r>
-        <w:rPr>
-          <w:b/>
-          <w:bCs/>
-          <w:sz w:val="24"/>
-          <w:szCs w:val="24"/>
-        </w:rPr>
-        <w:t xml:space="preserve">• </w:t>
-      </w:r>
-      <w:r>
-        <w:rPr>
-          <w:sz w:val="24"/>
-          <w:szCs w:val="24"/>
-        </w:rPr>
-        <w:t xml:space="preserve">[PPE ITEM — e.g., Steel-toed boots]</w:t>
-      </w:r>
-    </w:p>
-    <w:p>
-      <w:pPr>
-        <w:spacing w:after="80"/>
-        <w:ind w:left="360"/>
-      </w:pPr>
-      <w:r>
-        <w:rPr>
-          <w:b/>
-          <w:bCs/>
-          <w:sz w:val="24"/>
-          <w:szCs w:val="24"/>
-        </w:rPr>
-        <w:t xml:space="preserve">• </w:t>
-      </w:r>
-      <w:r>
-        <w:rPr>
-          <w:sz w:val="24"/>
-          <w:szCs w:val="24"/>
-        </w:rPr>
-        <w:t xml:space="preserve">[PPE ITEM — e.g., Hearing protection]</w:t>
-      </w:r>
-    </w:p>
-    <w:p>
-      <w:pPr>
-        <w:pStyle w:val="Heading2"/>
-        <w:spacing w:after="80" w:before="300"/>
-      </w:pPr>
-      <w:r>
-        <w:t xml:space="preserve">4. Pre-Startup Safety Checks</w:t>
-      </w:r>
+        <w:t xml:space="preserve">Complete all checks before energizing the equipment. Do not proceed to startup if any item fails.</w:t>
+      </w:r>
+    </w:p>
+    <w:p>
+      <w:pPr>
+        <w:spacing w:after="80"/>
+      </w:pPr>
     </w:p>
     <w:p>
       <w:pPr>
@@ -270,14 +488,14 @@
           <w:sz w:val="24"/>
           <w:szCs w:val="24"/>
         </w:rPr>
-        <w:t xml:space="preserve">1. </w:t>
-      </w:r>
-      <w:r>
-        <w:rPr>
-          <w:sz w:val="24"/>
-          <w:szCs w:val="24"/>
-        </w:rPr>
-        <w:t xml:space="preserve">Confirm the area around the machine is clear of personnel and obstructions.</w:t>
+        <w:t xml:space="preserve">1.  </w:t>
+      </w:r>
+      <w:r>
+        <w:rPr>
+          <w:sz w:val="24"/>
+          <w:szCs w:val="24"/>
+        </w:rPr>
+        <w:t xml:space="preserve">Confirm the area within 10 feet of the equipment is clear of personnel, unauthorized materials, and obstructions.</w:t>
       </w:r>
     </w:p>
     <w:p>
@@ -292,14 +510,14 @@
           <w:sz w:val="24"/>
           <w:szCs w:val="24"/>
         </w:rPr>
-        <w:t xml:space="preserve">2. </w:t>
-      </w:r>
-      <w:r>
-        <w:rPr>
-          <w:sz w:val="24"/>
-          <w:szCs w:val="24"/>
-        </w:rPr>
-        <w:t xml:space="preserve">Inspect the machine for visible damage, leaks, or loose components.</w:t>
+        <w:t xml:space="preserve">2.  </w:t>
+      </w:r>
+      <w:r>
+        <w:rPr>
+          <w:sz w:val="24"/>
+          <w:szCs w:val="24"/>
+        </w:rPr>
+        <w:t xml:space="preserve">Inspect the exterior of the machine for visible damage, fluid leaks, or loose fasteners. If found, tag out of service and notify your supervisor.</w:t>
       </w:r>
     </w:p>
     <w:p>
@@ -314,14 +532,14 @@
           <w:sz w:val="24"/>
           <w:szCs w:val="24"/>
         </w:rPr>
-        <w:t xml:space="preserve">3. </w:t>
-      </w:r>
-      <w:r>
-        <w:rPr>
-          <w:sz w:val="24"/>
-          <w:szCs w:val="24"/>
-        </w:rPr>
-        <w:t xml:space="preserve">[ADD SITE-SPECIFIC CHECK]</w:t>
+        <w:t xml:space="preserve">3.  </w:t>
+      </w:r>
+      <w:r>
+        <w:rPr>
+          <w:sz w:val="24"/>
+          <w:szCs w:val="24"/>
+        </w:rPr>
+        <w:t xml:space="preserve">Verify all machine guards, shields, and safety interlocks are in place and undamaged.</w:t>
       </w:r>
     </w:p>
     <w:p>
@@ -336,14 +554,14 @@
           <w:sz w:val="24"/>
           <w:szCs w:val="24"/>
         </w:rPr>
-        <w:t xml:space="preserve">4. </w:t>
-      </w:r>
-      <w:r>
-        <w:rPr>
-          <w:sz w:val="24"/>
-          <w:szCs w:val="24"/>
-        </w:rPr>
-        <w:t xml:space="preserve">[ADD SITE-SPECIFIC CHECK]</w:t>
+        <w:t xml:space="preserve">4.  </w:t>
+      </w:r>
+      <w:r>
+        <w:rPr>
+          <w:sz w:val="24"/>
+          <w:szCs w:val="24"/>
+        </w:rPr>
+        <w:t xml:space="preserve">[SITE-SPECIFIC CHECK — e.g., Confirm hydraulic fluid level is within the MIN/MAX range on the sight glass.]</w:t>
       </w:r>
     </w:p>
     <w:p>
@@ -358,23 +576,14 @@
           <w:sz w:val="24"/>
           <w:szCs w:val="24"/>
         </w:rPr>
-        <w:t xml:space="preserve">5. </w:t>
-      </w:r>
-      <w:r>
-        <w:rPr>
-          <w:sz w:val="24"/>
-          <w:szCs w:val="24"/>
-        </w:rPr>
-        <w:t xml:space="preserve">Verify all guards and safety devices are in place.</w:t>
-      </w:r>
-    </w:p>
-    <w:p>
-      <w:pPr>
-        <w:pStyle w:val="Heading2"/>
-        <w:spacing w:after="80" w:before="300"/>
-      </w:pPr>
-      <w:r>
-        <w:t xml:space="preserve">5. Startup Steps</w:t>
+        <w:t xml:space="preserve">5.  </w:t>
+      </w:r>
+      <w:r>
+        <w:rPr>
+          <w:sz w:val="24"/>
+          <w:szCs w:val="24"/>
+        </w:rPr>
+        <w:t xml:space="preserve">Check that the Emergency Stop button is accessible and not obstructed.</w:t>
       </w:r>
     </w:p>
     <w:p>
@@ -389,15 +598,101 @@
           <w:sz w:val="24"/>
           <w:szCs w:val="24"/>
         </w:rPr>
-        <w:t xml:space="preserve">1. </w:t>
-      </w:r>
-      <w:r>
-        <w:rPr>
-          <w:sz w:val="24"/>
-          <w:szCs w:val="24"/>
-        </w:rPr>
-        <w:t xml:space="preserve">[STEP — e.g., Turn the main power switch to ON.]</w:t>
-      </w:r>
+        <w:t xml:space="preserve">6.  </w:t>
+      </w:r>
+      <w:r>
+        <w:rPr>
+          <w:sz w:val="24"/>
+          <w:szCs w:val="24"/>
+        </w:rPr>
+        <w:t xml:space="preserve">Confirm the lockout/tagout station is clear — no active LOTO tags should be on this machine before startup.</w:t>
+      </w:r>
+    </w:p>
+    <w:p>
+      <w:pPr>
+        <w:spacing w:after="80"/>
+      </w:pPr>
+    </w:p>
+    <w:tbl>
+      <w:tblPr>
+        <w:tblW w:type="pct" w:w="100%"/>
+        <w:tblBorders>
+          <w:top w:val="single" w:color="CCCCCC" w:sz="4"/>
+          <w:left w:val="single" w:color="CCCCCC" w:sz="4"/>
+          <w:bottom w:val="single" w:color="CCCCCC" w:sz="4"/>
+          <w:right w:val="single" w:color="CCCCCC" w:sz="4"/>
+          <w:insideH w:val="single" w:color="auto" w:sz="4"/>
+          <w:insideV w:val="single" w:color="auto" w:sz="4"/>
+        </w:tblBorders>
+      </w:tblPr>
+      <w:tblGrid>
+        <w:gridCol w:w="100"/>
+      </w:tblGrid>
+      <w:tr>
+        <w:tc>
+          <w:tcPr>
+            <w:shd w:fill="FFE5E5" w:val="solid"/>
+          </w:tcPr>
+          <w:p>
+            <w:pPr>
+              <w:spacing w:after="0"/>
+            </w:pPr>
+            <w:r>
+              <w:rPr>
+                <w:b/>
+                <w:bCs/>
+                <w:sz w:val="24"/>
+                <w:szCs w:val="24"/>
+              </w:rPr>
+              <w:t xml:space="preserve">DANGER: </w:t>
+            </w:r>
+            <w:r>
+              <w:rPr>
+                <w:sz w:val="24"/>
+                <w:szCs w:val="24"/>
+              </w:rPr>
+              <w:t xml:space="preserve">If any guard, interlock, or safety device is missing, damaged, or non-functional, do NOT start the equipment. Apply a DANGER tag at the control panel and contact your supervisor immediately.</w:t>
+            </w:r>
+          </w:p>
+        </w:tc>
+      </w:tr>
+    </w:tbl>
+    <w:p>
+      <w:pPr>
+        <w:spacing w:after="80"/>
+      </w:pPr>
+    </w:p>
+    <w:p>
+      <w:pPr>
+        <w:pStyle w:val="Heading1"/>
+        <w:spacing w:after="120" w:before="400"/>
+      </w:pPr>
+      <w:r>
+        <w:rPr>
+          <w:b/>
+          <w:bCs/>
+          <w:sz w:val="28"/>
+          <w:szCs w:val="28"/>
+        </w:rPr>
+        <w:t xml:space="preserve">3. STARTUP PROCEDURE</w:t>
+      </w:r>
+    </w:p>
+    <w:p>
+      <w:pPr>
+        <w:spacing w:after="120"/>
+      </w:pPr>
+      <w:r>
+        <w:rPr>
+          <w:sz w:val="24"/>
+          <w:szCs w:val="24"/>
+        </w:rPr>
+        <w:t xml:space="preserve">Perform steps in order. Do not skip or combine steps.</w:t>
+      </w:r>
+    </w:p>
+    <w:p>
+      <w:pPr>
+        <w:spacing w:after="80"/>
+      </w:pPr>
     </w:p>
     <w:p>
       <w:pPr>
@@ -411,14 +706,14 @@
           <w:sz w:val="24"/>
           <w:szCs w:val="24"/>
         </w:rPr>
-        <w:t xml:space="preserve">2. </w:t>
-      </w:r>
-      <w:r>
-        <w:rPr>
-          <w:sz w:val="24"/>
-          <w:szCs w:val="24"/>
-        </w:rPr>
-        <w:t xml:space="preserve">[STEP — e.g., Wait for the control panel to initialize (approx. X seconds).]</w:t>
+        <w:t xml:space="preserve">1.  </w:t>
+      </w:r>
+      <w:r>
+        <w:rPr>
+          <w:sz w:val="24"/>
+          <w:szCs w:val="24"/>
+        </w:rPr>
+        <w:t xml:space="preserve">[STEP — e.g., Turn the main power disconnect switch to ON. The control panel will illuminate.]</w:t>
       </w:r>
     </w:p>
     <w:p>
@@ -433,14 +728,14 @@
           <w:sz w:val="24"/>
           <w:szCs w:val="24"/>
         </w:rPr>
-        <w:t xml:space="preserve">3. </w:t>
-      </w:r>
-      <w:r>
-        <w:rPr>
-          <w:sz w:val="24"/>
-          <w:szCs w:val="24"/>
-        </w:rPr>
-        <w:t xml:space="preserve">[STEP — e.g., Set operating speed to [DEFAULT SETTING].]</w:t>
+        <w:t xml:space="preserve">2.  </w:t>
+      </w:r>
+      <w:r>
+        <w:rPr>
+          <w:sz w:val="24"/>
+          <w:szCs w:val="24"/>
+        </w:rPr>
+        <w:t xml:space="preserve">[STEP — e.g., Wait for the HMI / control panel to complete its self-test sequence (approximately 30 seconds).]</w:t>
       </w:r>
     </w:p>
     <w:p>
@@ -455,14 +750,14 @@
           <w:sz w:val="24"/>
           <w:szCs w:val="24"/>
         </w:rPr>
-        <w:t xml:space="preserve">4. </w:t>
-      </w:r>
-      <w:r>
-        <w:rPr>
-          <w:sz w:val="24"/>
-          <w:szCs w:val="24"/>
-        </w:rPr>
-        <w:t xml:space="preserve">[STEP — e.g., Run a no-load test cycle and confirm normal operation.]</w:t>
+        <w:t xml:space="preserve">3.  </w:t>
+      </w:r>
+      <w:r>
+        <w:rPr>
+          <w:sz w:val="24"/>
+          <w:szCs w:val="24"/>
+        </w:rPr>
+        <w:t xml:space="preserve">[STEP — e.g., Confirm all status indicators are green before proceeding. Address any fault codes per the fault reference sheet.]</w:t>
       </w:r>
     </w:p>
     <w:p>
@@ -477,91 +772,14 @@
           <w:sz w:val="24"/>
           <w:szCs w:val="24"/>
         </w:rPr>
-        <w:t xml:space="preserve">5. </w:t>
-      </w:r>
-      <w:r>
-        <w:rPr>
-          <w:sz w:val="24"/>
-          <w:szCs w:val="24"/>
-        </w:rPr>
-        <w:t xml:space="preserve">[STEP — add more as needed]</w:t>
-      </w:r>
-    </w:p>
-    <w:p>
-      <w:pPr>
-        <w:pStyle w:val="Heading2"/>
-        <w:spacing w:after="80" w:before="300"/>
-      </w:pPr>
-      <w:r>
-        <w:t xml:space="preserve">6. Normal Operation Notes</w:t>
-      </w:r>
-    </w:p>
-    <w:p>
-      <w:pPr>
-        <w:spacing w:after="80"/>
-        <w:ind w:left="360"/>
-      </w:pPr>
-      <w:r>
-        <w:rPr>
-          <w:b/>
-          <w:bCs/>
-          <w:sz w:val="24"/>
-          <w:szCs w:val="24"/>
-        </w:rPr>
-        <w:t xml:space="preserve">• </w:t>
-      </w:r>
-      <w:r>
-        <w:rPr>
-          <w:sz w:val="24"/>
-          <w:szCs w:val="24"/>
-        </w:rPr>
-        <w:t xml:space="preserve">[NOTE — e.g., Do not exceed [SPEED/LOAD LIMIT].]</w:t>
-      </w:r>
-    </w:p>
-    <w:p>
-      <w:pPr>
-        <w:spacing w:after="80"/>
-        <w:ind w:left="360"/>
-      </w:pPr>
-      <w:r>
-        <w:rPr>
-          <w:b/>
-          <w:bCs/>
-          <w:sz w:val="24"/>
-          <w:szCs w:val="24"/>
-        </w:rPr>
-        <w:t xml:space="preserve">• </w:t>
-      </w:r>
-      <w:r>
-        <w:rPr>
-          <w:sz w:val="24"/>
-          <w:szCs w:val="24"/>
-        </w:rPr>
-        <w:t xml:space="preserve">[NOTE — e.g., Check [PARAMETER] every [INTERVAL].]</w:t>
-      </w:r>
-    </w:p>
-    <w:p>
-      <w:pPr>
-        <w:spacing w:after="120"/>
-      </w:pPr>
-      <w:r>
-        <w:rPr>
-          <w:i/>
-          <w:iCs/>
-          <w:color w:val="888888"/>
-          <w:sz w:val="24"/>
-          <w:szCs w:val="24"/>
-        </w:rPr>
-        <w:t xml:space="preserve">[ADD ANY ADDITIONAL OPERATING NOTES]</w:t>
-      </w:r>
-    </w:p>
-    <w:p>
-      <w:pPr>
-        <w:pStyle w:val="Heading2"/>
-        <w:spacing w:after="80" w:before="300"/>
-      </w:pPr>
-      <w:r>
-        <w:t xml:space="preserve">7. Shutdown Steps</w:t>
+        <w:t xml:space="preserve">4.  </w:t>
+      </w:r>
+      <w:r>
+        <w:rPr>
+          <w:sz w:val="24"/>
+          <w:szCs w:val="24"/>
+        </w:rPr>
+        <w:t xml:space="preserve">[STEP — e.g., Set operating mode to RUN and confirm speed/pressure settings match the current production order.]</w:t>
       </w:r>
     </w:p>
     <w:p>
@@ -576,14 +794,14 @@
           <w:sz w:val="24"/>
           <w:szCs w:val="24"/>
         </w:rPr>
-        <w:t xml:space="preserve">1. </w:t>
-      </w:r>
-      <w:r>
-        <w:rPr>
-          <w:sz w:val="24"/>
-          <w:szCs w:val="24"/>
-        </w:rPr>
-        <w:t xml:space="preserve">[STEP — e.g., Reduce operating speed to idle.]</w:t>
+        <w:t xml:space="preserve">5.  </w:t>
+      </w:r>
+      <w:r>
+        <w:rPr>
+          <w:sz w:val="24"/>
+          <w:szCs w:val="24"/>
+        </w:rPr>
+        <w:t xml:space="preserve">[STEP — e.g., Start the auxiliary systems first (cooling, lubrication) and allow 2 minutes to reach operating temperature.]</w:t>
       </w:r>
     </w:p>
     <w:p>
@@ -598,14 +816,14 @@
           <w:sz w:val="24"/>
           <w:szCs w:val="24"/>
         </w:rPr>
-        <w:t xml:space="preserve">2. </w:t>
-      </w:r>
-      <w:r>
-        <w:rPr>
-          <w:sz w:val="24"/>
-          <w:szCs w:val="24"/>
-        </w:rPr>
-        <w:t xml:space="preserve">[STEP — e.g., Wait [X seconds] for the system to idle.]</w:t>
+        <w:t xml:space="preserve">6.  </w:t>
+      </w:r>
+      <w:r>
+        <w:rPr>
+          <w:sz w:val="24"/>
+          <w:szCs w:val="24"/>
+        </w:rPr>
+        <w:t xml:space="preserve">[STEP — e.g., Initiate the main drive and confirm normal startup sounds — no unusual vibration, grinding, or alarms.]</w:t>
       </w:r>
     </w:p>
     <w:p>
@@ -620,14 +838,151 @@
           <w:sz w:val="24"/>
           <w:szCs w:val="24"/>
         </w:rPr>
-        <w:t xml:space="preserve">3. </w:t>
-      </w:r>
-      <w:r>
-        <w:rPr>
-          <w:sz w:val="24"/>
-          <w:szCs w:val="24"/>
-        </w:rPr>
-        <w:t xml:space="preserve">[STEP — e.g., Turn the main power switch to OFF.]</w:t>
+        <w:t xml:space="preserve">7.  </w:t>
+      </w:r>
+      <w:r>
+        <w:rPr>
+          <w:sz w:val="24"/>
+          <w:szCs w:val="24"/>
+        </w:rPr>
+        <w:t xml:space="preserve">Record startup time and any observations in the equipment logbook at [LOCATION / SYSTEM NAME].</w:t>
+      </w:r>
+    </w:p>
+    <w:p>
+      <w:pPr>
+        <w:spacing w:after="80"/>
+      </w:pPr>
+    </w:p>
+    <w:p>
+      <w:pPr>
+        <w:pStyle w:val="Heading1"/>
+        <w:spacing w:after="120" w:before="400"/>
+      </w:pPr>
+      <w:r>
+        <w:rPr>
+          <w:b/>
+          <w:bCs/>
+          <w:sz w:val="28"/>
+          <w:szCs w:val="28"/>
+        </w:rPr>
+        <w:t xml:space="preserve">4. NORMAL OPERATION</w:t>
+      </w:r>
+    </w:p>
+    <w:p>
+      <w:pPr>
+        <w:spacing w:after="120"/>
+      </w:pPr>
+      <w:r>
+        <w:rPr>
+          <w:sz w:val="24"/>
+          <w:szCs w:val="24"/>
+        </w:rPr>
+        <w:t xml:space="preserve">Monitor the following during operation:</w:t>
+      </w:r>
+    </w:p>
+    <w:p>
+      <w:pPr>
+        <w:pStyle w:val="ListParagraph"/>
+        <w:numPr>
+          <w:ilvl w:val="0"/>
+          <w:numId w:val="1"/>
+        </w:numPr>
+        <w:spacing w:after="80"/>
+      </w:pPr>
+      <w:r>
+        <w:rPr>
+          <w:sz w:val="24"/>
+          <w:szCs w:val="24"/>
+        </w:rPr>
+        <w:t xml:space="preserve">[PARAMETER — e.g., Operating temperature: should remain between 180°F and 220°F. Alert supervisor if outside this range.]</w:t>
+      </w:r>
+    </w:p>
+    <w:p>
+      <w:pPr>
+        <w:pStyle w:val="ListParagraph"/>
+        <w:numPr>
+          <w:ilvl w:val="0"/>
+          <w:numId w:val="1"/>
+        </w:numPr>
+        <w:spacing w:after="80"/>
+      </w:pPr>
+      <w:r>
+        <w:rPr>
+          <w:sz w:val="24"/>
+          <w:szCs w:val="24"/>
+        </w:rPr>
+        <w:t xml:space="preserve">[PARAMETER — e.g., Cycle time: nominal is [X] seconds per unit. Sustained deviation of &gt;10% requires investigation.]</w:t>
+      </w:r>
+    </w:p>
+    <w:p>
+      <w:pPr>
+        <w:pStyle w:val="ListParagraph"/>
+        <w:numPr>
+          <w:ilvl w:val="0"/>
+          <w:numId w:val="1"/>
+        </w:numPr>
+        <w:spacing w:after="80"/>
+      </w:pPr>
+      <w:r>
+        <w:rPr>
+          <w:sz w:val="24"/>
+          <w:szCs w:val="24"/>
+        </w:rPr>
+        <w:t xml:space="preserve">[PARAMETER — e.g., Vibration and noise: any change from baseline operating sound is a stop-and-inspect condition.]</w:t>
+      </w:r>
+    </w:p>
+    <w:p>
+      <w:pPr>
+        <w:pStyle w:val="ListParagraph"/>
+        <w:numPr>
+          <w:ilvl w:val="0"/>
+          <w:numId w:val="1"/>
+        </w:numPr>
+        <w:spacing w:after="80"/>
+      </w:pPr>
+      <w:r>
+        <w:rPr>
+          <w:sz w:val="24"/>
+          <w:szCs w:val="24"/>
+        </w:rPr>
+        <w:t xml:space="preserve">Do not leave the machine unattended during the first 15 minutes of a new production run.</w:t>
+      </w:r>
+    </w:p>
+    <w:p>
+      <w:pPr>
+        <w:pStyle w:val="ListParagraph"/>
+        <w:numPr>
+          <w:ilvl w:val="0"/>
+          <w:numId w:val="1"/>
+        </w:numPr>
+        <w:spacing w:after="80"/>
+      </w:pPr>
+      <w:r>
+        <w:rPr>
+          <w:sz w:val="24"/>
+          <w:szCs w:val="24"/>
+        </w:rPr>
+        <w:t xml:space="preserve">[ADD ANY ADDITIONAL MONITORING REQUIREMENT FOR THIS EQUIPMENT]</w:t>
+      </w:r>
+    </w:p>
+    <w:p>
+      <w:pPr>
+        <w:spacing w:after="80"/>
+      </w:pPr>
+    </w:p>
+    <w:p>
+      <w:pPr>
+        <w:pStyle w:val="Heading1"/>
+        <w:spacing w:after="120" w:before="400"/>
+      </w:pPr>
+      <w:r>
+        <w:rPr>
+          <w:b/>
+          <w:bCs/>
+          <w:sz w:val="28"/>
+          <w:szCs w:val="28"/>
+        </w:rPr>
+        <w:t xml:space="preserve">5. PLANNED SHUTDOWN</w:t>
       </w:r>
     </w:p>
     <w:p>
@@ -642,14 +997,14 @@
           <w:sz w:val="24"/>
           <w:szCs w:val="24"/>
         </w:rPr>
-        <w:t xml:space="preserve">4. </w:t>
-      </w:r>
-      <w:r>
-        <w:rPr>
-          <w:sz w:val="24"/>
-          <w:szCs w:val="24"/>
-        </w:rPr>
-        <w:t xml:space="preserve">[STEP — e.g., Apply lockout/tagout if maintenance will follow.]</w:t>
+        <w:t xml:space="preserve">1.  </w:t>
+      </w:r>
+      <w:r>
+        <w:rPr>
+          <w:sz w:val="24"/>
+          <w:szCs w:val="24"/>
+        </w:rPr>
+        <w:t xml:space="preserve">[STEP — e.g., Complete the current production cycle or reach a safe stopping point in the process.]</w:t>
       </w:r>
     </w:p>
     <w:p>
@@ -664,24 +1019,172 @@
           <w:sz w:val="24"/>
           <w:szCs w:val="24"/>
         </w:rPr>
-        <w:t xml:space="preserve">5. </w:t>
-      </w:r>
-      <w:r>
-        <w:rPr>
-          <w:sz w:val="24"/>
-          <w:szCs w:val="24"/>
-        </w:rPr>
-        <w:t xml:space="preserve">[STEP — add more as needed]</w:t>
-      </w:r>
-    </w:p>
-    <w:p>
-      <w:pPr>
-        <w:pStyle w:val="Heading2"/>
-        <w:spacing w:after="80" w:before="300"/>
-      </w:pPr>
-      <w:r>
-        <w:t xml:space="preserve">8. Emergency Shutdown</w:t>
-      </w:r>
+        <w:t xml:space="preserve">2.  </w:t>
+      </w:r>
+      <w:r>
+        <w:rPr>
+          <w:sz w:val="24"/>
+          <w:szCs w:val="24"/>
+        </w:rPr>
+        <w:t xml:space="preserve">[STEP — e.g., Set the operating mode to IDLE and allow the machine to decelerate to a stop naturally — do not use the E-Stop for routine shutdown.]</w:t>
+      </w:r>
+    </w:p>
+    <w:p>
+      <w:pPr>
+        <w:spacing w:after="100"/>
+        <w:ind w:left="360"/>
+      </w:pPr>
+      <w:r>
+        <w:rPr>
+          <w:b/>
+          <w:bCs/>
+          <w:sz w:val="24"/>
+          <w:szCs w:val="24"/>
+        </w:rPr>
+        <w:t xml:space="preserve">3.  </w:t>
+      </w:r>
+      <w:r>
+        <w:rPr>
+          <w:sz w:val="24"/>
+          <w:szCs w:val="24"/>
+        </w:rPr>
+        <w:t xml:space="preserve">[STEP — e.g., Shut down auxiliary systems (lubrication, cooling) in reverse startup order.]</w:t>
+      </w:r>
+    </w:p>
+    <w:p>
+      <w:pPr>
+        <w:spacing w:after="100"/>
+        <w:ind w:left="360"/>
+      </w:pPr>
+      <w:r>
+        <w:rPr>
+          <w:b/>
+          <w:bCs/>
+          <w:sz w:val="24"/>
+          <w:szCs w:val="24"/>
+        </w:rPr>
+        <w:t xml:space="preserve">4.  </w:t>
+      </w:r>
+      <w:r>
+        <w:rPr>
+          <w:sz w:val="24"/>
+          <w:szCs w:val="24"/>
+        </w:rPr>
+        <w:t xml:space="preserve">[STEP — e.g., Turn the main power disconnect switch to OFF.]</w:t>
+      </w:r>
+    </w:p>
+    <w:p>
+      <w:pPr>
+        <w:spacing w:after="100"/>
+        <w:ind w:left="360"/>
+      </w:pPr>
+      <w:r>
+        <w:rPr>
+          <w:b/>
+          <w:bCs/>
+          <w:sz w:val="24"/>
+          <w:szCs w:val="24"/>
+        </w:rPr>
+        <w:t xml:space="preserve">5.  </w:t>
+      </w:r>
+      <w:r>
+        <w:rPr>
+          <w:sz w:val="24"/>
+          <w:szCs w:val="24"/>
+        </w:rPr>
+        <w:t xml:space="preserve">If the machine will be unattended overnight or during a weekend: apply lockout/tagout per [LOTO PROCEDURE REFERENCE NUMBER].</w:t>
+      </w:r>
+    </w:p>
+    <w:p>
+      <w:pPr>
+        <w:spacing w:after="100"/>
+        <w:ind w:left="360"/>
+      </w:pPr>
+      <w:r>
+        <w:rPr>
+          <w:b/>
+          <w:bCs/>
+          <w:sz w:val="24"/>
+          <w:szCs w:val="24"/>
+        </w:rPr>
+        <w:t xml:space="preserve">6.  </w:t>
+      </w:r>
+      <w:r>
+        <w:rPr>
+          <w:sz w:val="24"/>
+          <w:szCs w:val="24"/>
+        </w:rPr>
+        <w:t xml:space="preserve">Record shutdown time, production count, and any anomalies in the equipment logbook.</w:t>
+      </w:r>
+    </w:p>
+    <w:p>
+      <w:pPr>
+        <w:spacing w:after="80"/>
+      </w:pPr>
+    </w:p>
+    <w:p>
+      <w:pPr>
+        <w:pStyle w:val="Heading1"/>
+        <w:spacing w:after="120" w:before="400"/>
+      </w:pPr>
+      <w:r>
+        <w:rPr>
+          <w:b/>
+          <w:bCs/>
+          <w:sz w:val="28"/>
+          <w:szCs w:val="28"/>
+        </w:rPr>
+        <w:t xml:space="preserve">6. EMERGENCY SHUTDOWN</w:t>
+      </w:r>
+    </w:p>
+    <w:tbl>
+      <w:tblPr>
+        <w:tblW w:type="pct" w:w="100%"/>
+        <w:tblBorders>
+          <w:top w:val="single" w:color="CCCCCC" w:sz="4"/>
+          <w:left w:val="single" w:color="CCCCCC" w:sz="4"/>
+          <w:bottom w:val="single" w:color="CCCCCC" w:sz="4"/>
+          <w:right w:val="single" w:color="CCCCCC" w:sz="4"/>
+          <w:insideH w:val="single" w:color="auto" w:sz="4"/>
+          <w:insideV w:val="single" w:color="auto" w:sz="4"/>
+        </w:tblBorders>
+      </w:tblPr>
+      <w:tblGrid>
+        <w:gridCol w:w="100"/>
+      </w:tblGrid>
+      <w:tr>
+        <w:tc>
+          <w:tcPr>
+            <w:shd w:fill="FFE5E5" w:val="solid"/>
+          </w:tcPr>
+          <w:p>
+            <w:pPr>
+              <w:spacing w:after="0"/>
+            </w:pPr>
+            <w:r>
+              <w:rPr>
+                <w:b/>
+                <w:bCs/>
+                <w:sz w:val="24"/>
+                <w:szCs w:val="24"/>
+              </w:rPr>
+              <w:t xml:space="preserve">DANGER: </w:t>
+            </w:r>
+            <w:r>
+              <w:rPr>
+                <w:sz w:val="24"/>
+                <w:szCs w:val="24"/>
+              </w:rPr>
+              <w:t xml:space="preserve">If at any time an unsafe condition arises — including injury, fire, smoke, unusual sounds, uncontrolled movement, or any condition the operator cannot identify — press the red EMERGENCY STOP button and immediately notify your supervisor and do not restart until cleared by [AUTHORIZED PERSON / TITLE].</w:t>
+            </w:r>
+          </w:p>
+        </w:tc>
+      </w:tr>
+    </w:tbl>
+    <w:p>
+      <w:pPr>
+        <w:spacing w:after="80"/>
+      </w:pPr>
     </w:p>
     <w:p>
       <w:pPr>
@@ -692,16 +1195,7 @@
           <w:sz w:val="24"/>
           <w:szCs w:val="24"/>
         </w:rPr>
-        <w:t xml:space="preserve">If an unsafe condition is detected, press the red EMERGENCY STOP button located at [LOCATION ON MACHINE]. Do not restart the machine until the cause has been identified and corrected by [AUTHORIZED PERSON/TITLE].</w:t>
-      </w:r>
-    </w:p>
-    <w:p>
-      <w:pPr>
-        <w:pStyle w:val="Heading2"/>
-        <w:spacing w:after="80" w:before="300"/>
-      </w:pPr>
-      <w:r>
-        <w:t xml:space="preserve">9. Documentation</w:t>
+        <w:t xml:space="preserve">Emergency Stop button location: [DESCRIBE LOCATION ON MACHINE — e.g., Red mushroom button, front panel, left side]</w:t>
       </w:r>
     </w:p>
     <w:p>
@@ -713,7 +1207,78 @@
           <w:sz w:val="24"/>
           <w:szCs w:val="24"/>
         </w:rPr>
-        <w:t xml:space="preserve">Record each startup/shutdown in the equipment log:</w:t>
+        <w:t xml:space="preserve">After E-Stop activation, the machine must not be restarted until:</w:t>
+      </w:r>
+    </w:p>
+    <w:p>
+      <w:pPr>
+        <w:pStyle w:val="ListParagraph"/>
+        <w:numPr>
+          <w:ilvl w:val="0"/>
+          <w:numId w:val="1"/>
+        </w:numPr>
+        <w:spacing w:after="80"/>
+      </w:pPr>
+      <w:r>
+        <w:rPr>
+          <w:sz w:val="24"/>
+          <w:szCs w:val="24"/>
+        </w:rPr>
+        <w:t xml:space="preserve">The cause of the shutdown has been identified and documented.</w:t>
+      </w:r>
+    </w:p>
+    <w:p>
+      <w:pPr>
+        <w:pStyle w:val="ListParagraph"/>
+        <w:numPr>
+          <w:ilvl w:val="0"/>
+          <w:numId w:val="1"/>
+        </w:numPr>
+        <w:spacing w:after="80"/>
+      </w:pPr>
+      <w:r>
+        <w:rPr>
+          <w:sz w:val="24"/>
+          <w:szCs w:val="24"/>
+        </w:rPr>
+        <w:t xml:space="preserve">Any affected equipment, tooling, or materials have been inspected.</w:t>
+      </w:r>
+    </w:p>
+    <w:p>
+      <w:pPr>
+        <w:pStyle w:val="ListParagraph"/>
+        <w:numPr>
+          <w:ilvl w:val="0"/>
+          <w:numId w:val="1"/>
+        </w:numPr>
+        <w:spacing w:after="80"/>
+      </w:pPr>
+      <w:r>
+        <w:rPr>
+          <w:sz w:val="24"/>
+          <w:szCs w:val="24"/>
+        </w:rPr>
+        <w:t xml:space="preserve">[AUTHORIZED PERSON / TITLE] has cleared the machine for restart in writing.</w:t>
+      </w:r>
+    </w:p>
+    <w:p>
+      <w:pPr>
+        <w:spacing w:after="80"/>
+      </w:pPr>
+    </w:p>
+    <w:p>
+      <w:pPr>
+        <w:pStyle w:val="Heading1"/>
+        <w:spacing w:after="120" w:before="400"/>
+      </w:pPr>
+      <w:r>
+        <w:rPr>
+          <w:b/>
+          <w:bCs/>
+          <w:sz w:val="28"/>
+          <w:szCs w:val="28"/>
+        </w:rPr>
+        <w:t xml:space="preserve">7. DOCUMENTATION AND SIGN-OFF</w:t>
       </w:r>
     </w:p>
     <w:p>
@@ -722,26 +1287,242 @@
       </w:pPr>
       <w:r>
         <w:rPr>
-          <w:i/>
-          <w:iCs/>
-          <w:color w:val="888888"/>
-          <w:sz w:val="24"/>
-          <w:szCs w:val="24"/>
-        </w:rPr>
-        <w:t xml:space="preserve">[LOGBOOK LOCATION / SYSTEM NAME]</w:t>
-      </w:r>
-    </w:p>
-    <w:p>
-      <w:pPr>
-        <w:pBdr>
-          <w:bottom w:val="single" w:color="CCCCCC" w:sz="6"/>
-        </w:pBdr>
-        <w:spacing w:after="200" w:before="200"/>
-      </w:pPr>
-    </w:p>
-    <w:p>
-      <w:pPr>
-        <w:spacing w:before="600"/>
+          <w:sz w:val="24"/>
+          <w:szCs w:val="24"/>
+        </w:rPr>
+        <w:t xml:space="preserve">Both the operator and shift supervisor must sign this record at the end of each shift.</w:t>
+      </w:r>
+    </w:p>
+    <w:p>
+      <w:pPr>
+        <w:spacing w:after="80"/>
+      </w:pPr>
+    </w:p>
+    <w:tbl>
+      <w:tblPr>
+        <w:tblW w:type="pct" w:w="100%"/>
+        <w:tblBorders>
+          <w:top w:val="single" w:color="CCCCCC" w:sz="4"/>
+          <w:left w:val="single" w:color="CCCCCC" w:sz="4"/>
+          <w:bottom w:val="single" w:color="CCCCCC" w:sz="4"/>
+          <w:right w:val="single" w:color="CCCCCC" w:sz="4"/>
+          <w:insideH w:val="single" w:color="auto" w:sz="4"/>
+          <w:insideV w:val="single" w:color="auto" w:sz="4"/>
+        </w:tblBorders>
+      </w:tblPr>
+      <w:tblGrid>
+        <w:gridCol w:w="100"/>
+        <w:gridCol w:w="100"/>
+      </w:tblGrid>
+      <w:tr>
+        <w:tc>
+          <w:tcPr>
+            <w:tcW w:type="pct" w:w="40%"/>
+            <w:shd w:fill="F3F4F6" w:val="solid"/>
+          </w:tcPr>
+          <w:p>
+            <w:r>
+              <w:rPr>
+                <w:b/>
+                <w:bCs/>
+                <w:sz w:val="24"/>
+                <w:szCs w:val="24"/>
+              </w:rPr>
+              <w:t xml:space="preserve">Equipment Name / ID</w:t>
+            </w:r>
+          </w:p>
+        </w:tc>
+        <w:tc>
+          <w:tcPr>
+            <w:tcW w:type="pct" w:w="60%"/>
+          </w:tcPr>
+          <w:p/>
+        </w:tc>
+      </w:tr>
+      <w:tr>
+        <w:tc>
+          <w:tcPr>
+            <w:tcW w:type="pct" w:w="40%"/>
+            <w:shd w:fill="F3F4F6" w:val="solid"/>
+          </w:tcPr>
+          <w:p>
+            <w:r>
+              <w:rPr>
+                <w:b/>
+                <w:bCs/>
+                <w:sz w:val="24"/>
+                <w:szCs w:val="24"/>
+              </w:rPr>
+              <w:t xml:space="preserve">Operator Name (print)</w:t>
+            </w:r>
+          </w:p>
+        </w:tc>
+        <w:tc>
+          <w:tcPr>
+            <w:tcW w:type="pct" w:w="60%"/>
+          </w:tcPr>
+          <w:p/>
+        </w:tc>
+      </w:tr>
+      <w:tr>
+        <w:tc>
+          <w:tcPr>
+            <w:tcW w:type="pct" w:w="40%"/>
+            <w:shd w:fill="F3F4F6" w:val="solid"/>
+          </w:tcPr>
+          <w:p>
+            <w:r>
+              <w:rPr>
+                <w:b/>
+                <w:bCs/>
+                <w:sz w:val="24"/>
+                <w:szCs w:val="24"/>
+              </w:rPr>
+              <w:t xml:space="preserve">Operator Signature</w:t>
+            </w:r>
+          </w:p>
+        </w:tc>
+        <w:tc>
+          <w:tcPr>
+            <w:tcW w:type="pct" w:w="60%"/>
+          </w:tcPr>
+          <w:p/>
+        </w:tc>
+      </w:tr>
+      <w:tr>
+        <w:tc>
+          <w:tcPr>
+            <w:tcW w:type="pct" w:w="40%"/>
+            <w:shd w:fill="F3F4F6" w:val="solid"/>
+          </w:tcPr>
+          <w:p>
+            <w:r>
+              <w:rPr>
+                <w:b/>
+                <w:bCs/>
+                <w:sz w:val="24"/>
+                <w:szCs w:val="24"/>
+              </w:rPr>
+              <w:t xml:space="preserve">Shift Date</w:t>
+            </w:r>
+          </w:p>
+        </w:tc>
+        <w:tc>
+          <w:tcPr>
+            <w:tcW w:type="pct" w:w="60%"/>
+          </w:tcPr>
+          <w:p/>
+        </w:tc>
+      </w:tr>
+      <w:tr>
+        <w:tc>
+          <w:tcPr>
+            <w:tcW w:type="pct" w:w="40%"/>
+            <w:shd w:fill="F3F4F6" w:val="solid"/>
+          </w:tcPr>
+          <w:p>
+            <w:r>
+              <w:rPr>
+                <w:b/>
+                <w:bCs/>
+                <w:sz w:val="24"/>
+                <w:szCs w:val="24"/>
+              </w:rPr>
+              <w:t xml:space="preserve">Shift (Circle One):  Day  /  Swing  /  Night</w:t>
+            </w:r>
+          </w:p>
+        </w:tc>
+        <w:tc>
+          <w:tcPr>
+            <w:tcW w:type="pct" w:w="60%"/>
+          </w:tcPr>
+          <w:p/>
+        </w:tc>
+      </w:tr>
+      <w:tr>
+        <w:tc>
+          <w:tcPr>
+            <w:tcW w:type="pct" w:w="40%"/>
+            <w:shd w:fill="F3F4F6" w:val="solid"/>
+          </w:tcPr>
+          <w:p>
+            <w:r>
+              <w:rPr>
+                <w:b/>
+                <w:bCs/>
+                <w:sz w:val="24"/>
+                <w:szCs w:val="24"/>
+              </w:rPr>
+              <w:t xml:space="preserve">Any issues observed this shift?</w:t>
+            </w:r>
+          </w:p>
+        </w:tc>
+        <w:tc>
+          <w:tcPr>
+            <w:tcW w:type="pct" w:w="60%"/>
+          </w:tcPr>
+          <w:p/>
+        </w:tc>
+      </w:tr>
+      <w:tr>
+        <w:tc>
+          <w:tcPr>
+            <w:tcW w:type="pct" w:w="40%"/>
+            <w:shd w:fill="F3F4F6" w:val="solid"/>
+          </w:tcPr>
+          <w:p>
+            <w:r>
+              <w:rPr>
+                <w:b/>
+                <w:bCs/>
+                <w:sz w:val="24"/>
+                <w:szCs w:val="24"/>
+              </w:rPr>
+              <w:t xml:space="preserve">Supervisor Name (print)</w:t>
+            </w:r>
+          </w:p>
+        </w:tc>
+        <w:tc>
+          <w:tcPr>
+            <w:tcW w:type="pct" w:w="60%"/>
+          </w:tcPr>
+          <w:p/>
+        </w:tc>
+      </w:tr>
+      <w:tr>
+        <w:tc>
+          <w:tcPr>
+            <w:tcW w:type="pct" w:w="40%"/>
+            <w:shd w:fill="F3F4F6" w:val="solid"/>
+          </w:tcPr>
+          <w:p>
+            <w:r>
+              <w:rPr>
+                <w:b/>
+                <w:bCs/>
+                <w:sz w:val="24"/>
+                <w:szCs w:val="24"/>
+              </w:rPr>
+              <w:t xml:space="preserve">Supervisor Signature</w:t>
+            </w:r>
+          </w:p>
+        </w:tc>
+        <w:tc>
+          <w:tcPr>
+            <w:tcW w:type="pct" w:w="60%"/>
+          </w:tcPr>
+          <w:p/>
+        </w:tc>
+      </w:tr>
+    </w:tbl>
+    <w:p>
+      <w:pPr>
+        <w:spacing w:after="80"/>
+      </w:pPr>
+    </w:p>
+    <w:p>
+      <w:pPr>
+        <w:spacing w:after="0" w:before="400"/>
         <w:jc w:val="center"/>
       </w:pPr>
       <w:r>
